--- a/public/resume/Naman_Manocha_Master_Resume.docx
+++ b/public/resume/Naman_Manocha_Master_Resume.docx
@@ -490,6 +490,298 @@
       </w:pPr>
       <w:r>
         <w:rPr>
+          <w:i/>
+        </w:rPr>
+        <w:t>Solo-built, Apr–Aug 2026 — ~132K lines of code across 752 files, 410 commits, 142+ test suites — submitted to OpenAI Build Week</w:t>
+      </w:r>
+      <w:r>
+        <w:rPr>
+          <w:i/>
+        </w:rPr>
+        <w:t xml:space="preserve">  |  </w:t>
+      </w:r>
+      <w:r>
+        <w:rPr>
+          <w:i/>
+        </w:rPr>
+        <w:t xml:space="preserve">Live: </w:t>
+      </w:r>
+      <w:hyperlink r:id="rId7">
+        <w:r>
+          <w:rPr>
+            <w:color w:val="0066CC"/>
+            <w:u w:val="single"/>
+            <w:i/>
+          </w:rPr>
+          <w:t>www.fundersai.co.in</w:t>
+        </w:r>
+      </w:hyperlink>
+      <w:r>
+        <w:rPr>
+          <w:i/>
+        </w:rPr>
+        <w:t xml:space="preserve"> | </w:t>
+      </w:r>
+      <w:r>
+        <w:rPr>
+          <w:i/>
+        </w:rPr>
+        <w:t xml:space="preserve">Repo: </w:t>
+      </w:r>
+      <w:hyperlink r:id="rId8">
+        <w:r>
+          <w:rPr>
+            <w:color w:val="0066CC"/>
+            <w:u w:val="single"/>
+            <w:i/>
+          </w:rPr>
+          <w:t>github.com/Naman6019/FundersAI</w:t>
+        </w:r>
+      </w:hyperlink>
+    </w:p>
+    <w:p>
+      <w:pPr>
+        <w:pStyle w:val="ListParagraph"/>
+        <w:numPr>
+          <w:ilvl w:val="0"/>
+          <w:numId w:val="2"/>
+        </w:numPr>
+        <w:spacing w:after="45"/>
+      </w:pPr>
+      <w:r>
+        <w:rPr>
+          <w:rFonts w:ascii="Calibri" w:cs="Calibri" w:eastAsia="Calibri" w:hAnsi="Calibri"/>
+          <w:b/>
+          <w:bCs/>
+          <w:i w:val="false"/>
+          <w:iCs w:val="false"/>
+          <w:color w:val="1A1A1A"/>
+          <w:sz w:val="19"/>
+          <w:szCs w:val="19"/>
+        </w:rPr>
+        <w:t xml:space="preserve">Citation-Grounded RAG:</w:t>
+      </w:r>
+      <w:r>
+        <w:rPr>
+          <w:rFonts w:ascii="Calibri" w:cs="Calibri" w:eastAsia="Calibri" w:hAnsi="Calibri"/>
+          <w:i w:val="false"/>
+          <w:iCs w:val="false"/>
+          <w:color w:val="1A1A1A"/>
+          <w:sz w:val="19"/>
+          <w:szCs w:val="19"/>
+        </w:rPr>
+        <w:t xml:space="preserve"> built a 7-node LangGraph pipeline (retrieve → grade → synthesize/abstain, with a query-rewrite loop back into retrieval) over ~10,400 embedded document chunks (OpenAI embeddings, Supabase pgvector) with lexical reranking and strict LLM abstention, eliminating hallucinated financial claims when evidence is insufficient.</w:t>
+      </w:r>
+    </w:p>
+    <w:p>
+      <w:pPr>
+        <w:pStyle w:val="ListParagraph"/>
+        <w:numPr>
+          <w:ilvl w:val="0"/>
+          <w:numId w:val="2"/>
+        </w:numPr>
+        <w:spacing w:after="45"/>
+      </w:pPr>
+      <w:r>
+        <w:rPr>
+          <w:rFonts w:ascii="Calibri" w:cs="Calibri" w:eastAsia="Calibri" w:hAnsi="Calibri"/>
+          <w:b/>
+          <w:bCs/>
+          <w:i w:val="false"/>
+          <w:iCs w:val="false"/>
+          <w:color w:val="1A1A1A"/>
+          <w:sz w:val="19"/>
+          <w:szCs w:val="19"/>
+        </w:rPr>
+        <w:t xml:space="preserve">Explainable ML:</w:t>
+      </w:r>
+      <w:r>
+        <w:rPr>
+          <w:rFonts w:ascii="Calibri" w:cs="Calibri" w:eastAsia="Calibri" w:hAnsi="Calibri"/>
+          <w:i w:val="false"/>
+          <w:iCs w:val="false"/>
+          <w:color w:val="1A1A1A"/>
+          <w:sz w:val="19"/>
+          <w:szCs w:val="19"/>
+        </w:rPr>
+        <w:t xml:space="preserve"> engineered a fund-similarity engine using cosine similarity and k-means clustering over 13 standardized features, plus a logistic-regression triage model (MLflow) for parser-review prioritization.</w:t>
+      </w:r>
+    </w:p>
+    <w:p>
+      <w:pPr>
+        <w:pStyle w:val="ListParagraph"/>
+        <w:numPr>
+          <w:ilvl w:val="0"/>
+          <w:numId w:val="2"/>
+        </w:numPr>
+        <w:spacing w:after="45"/>
+      </w:pPr>
+      <w:r>
+        <w:rPr>
+          <w:rFonts w:ascii="Calibri" w:cs="Calibri" w:eastAsia="Calibri" w:hAnsi="Calibri"/>
+          <w:b/>
+          <w:bCs/>
+          <w:i w:val="false"/>
+          <w:iCs w:val="false"/>
+          <w:color w:val="1A1A1A"/>
+          <w:sz w:val="19"/>
+          <w:szCs w:val="19"/>
+        </w:rPr>
+        <w:t xml:space="preserve">Multi-Agent Orchestration:</w:t>
+      </w:r>
+      <w:r>
+        <w:rPr>
+          <w:rFonts w:ascii="Calibri" w:cs="Calibri" w:eastAsia="Calibri" w:hAnsi="Calibri"/>
+          <w:i w:val="false"/>
+          <w:iCs w:val="false"/>
+          <w:color w:val="1A1A1A"/>
+          <w:sz w:val="19"/>
+          <w:szCs w:val="19"/>
+        </w:rPr>
+        <w:t xml:space="preserve"> designed a custom multi-agent pipeline (Planner → Quant → Research → Synthesis agents) with shared state and real-time streamed status updates, where a Groq-hosted LLM router agent classifies query intent and directs execution across stock, mutual-fund, comparison, and market-news paths.</w:t>
+      </w:r>
+    </w:p>
+    <w:p>
+      <w:pPr>
+        <w:pStyle w:val="ListParagraph"/>
+        <w:numPr>
+          <w:ilvl w:val="0"/>
+          <w:numId w:val="2"/>
+        </w:numPr>
+        <w:spacing w:after="45"/>
+      </w:pPr>
+      <w:r>
+        <w:rPr>
+          <w:rFonts w:ascii="Calibri" w:cs="Calibri" w:eastAsia="Calibri" w:hAnsi="Calibri"/>
+          <w:b/>
+          <w:bCs/>
+          <w:i w:val="false"/>
+          <w:iCs w:val="false"/>
+          <w:color w:val="1A1A1A"/>
+          <w:sz w:val="19"/>
+          <w:szCs w:val="19"/>
+        </w:rPr>
+        <w:t xml:space="preserve">Data-Quality Debugging:</w:t>
+      </w:r>
+      <w:r>
+        <w:rPr>
+          <w:rFonts w:ascii="Calibri" w:cs="Calibri" w:eastAsia="Calibri" w:hAnsi="Calibri"/>
+          <w:i w:val="false"/>
+          <w:iCs w:val="false"/>
+          <w:color w:val="1A1A1A"/>
+          <w:sz w:val="19"/>
+          <w:szCs w:val="19"/>
+        </w:rPr>
+        <w:t xml:space="preserve"> diagnosed and fixed a scheme-name normalizer bug that had collapsed 14,000+ mutual fund records into the wrong peer groups, raising field-level data coverage from as low as 83% to 100% on affected AMCs.</w:t>
+      </w:r>
+    </w:p>
+    <w:p>
+      <w:pPr>
+        <w:pStyle w:val="ListParagraph"/>
+        <w:numPr>
+          <w:ilvl w:val="0"/>
+          <w:numId w:val="2"/>
+        </w:numPr>
+        <w:spacing w:after="45"/>
+      </w:pPr>
+      <w:r>
+        <w:rPr>
+          <w:rFonts w:ascii="Calibri" w:cs="Calibri" w:eastAsia="Calibri" w:hAnsi="Calibri"/>
+          <w:b/>
+          <w:bCs/>
+          <w:i w:val="false"/>
+          <w:iCs w:val="false"/>
+          <w:color w:val="1A1A1A"/>
+          <w:sz w:val="19"/>
+          <w:szCs w:val="19"/>
+        </w:rPr>
+        <w:t xml:space="preserve">Resilient Data Engineering:</w:t>
+      </w:r>
+      <w:r>
+        <w:rPr>
+          <w:rFonts w:ascii="Calibri" w:cs="Calibri" w:eastAsia="Calibri" w:hAnsi="Calibri"/>
+          <w:i w:val="false"/>
+          <w:iCs w:val="false"/>
+          <w:color w:val="1A1A1A"/>
+          <w:sz w:val="19"/>
+          <w:szCs w:val="19"/>
+        </w:rPr>
+        <w:t xml:space="preserve"> built a 22-workflow GitHub Actions pipeline scraping and normalizing official disclosures from 12 AMCs, reaching 99.66% data-readiness across 871 tracked fund schemes.</w:t>
+      </w:r>
+    </w:p>
+    <w:p>
+      <w:pPr>
+        <w:pStyle w:val="ListParagraph"/>
+        <w:numPr>
+          <w:ilvl w:val="0"/>
+          <w:numId w:val="2"/>
+        </w:numPr>
+        <w:spacing w:after="45"/>
+      </w:pPr>
+      <w:r>
+        <w:rPr>
+          <w:rFonts w:ascii="Calibri" w:cs="Calibri" w:eastAsia="Calibri" w:hAnsi="Calibri"/>
+          <w:b/>
+          <w:bCs/>
+          <w:i w:val="false"/>
+          <w:iCs w:val="false"/>
+          <w:color w:val="1A1A1A"/>
+          <w:sz w:val="19"/>
+          <w:szCs w:val="19"/>
+        </w:rPr>
+        <w:t xml:space="preserve">Cloud Storage &amp; Billing:</w:t>
+      </w:r>
+      <w:r>
+        <w:rPr>
+          <w:rFonts w:ascii="Calibri" w:cs="Calibri" w:eastAsia="Calibri" w:hAnsi="Calibri"/>
+          <w:i w:val="false"/>
+          <w:iCs w:val="false"/>
+          <w:color w:val="1A1A1A"/>
+          <w:sz w:val="19"/>
+          <w:szCs w:val="19"/>
+        </w:rPr>
+        <w:t xml:space="preserve"> built an S3-compatible storage layer (Cloudflare R2 via boto3/AWS SigV4, Python + TypeScript) for raw documents and cold archival, and shipped Razorpay subscription billing (webhook-verified, Free/Pro/Ultra) with Supabase Auth row-level security.</w:t>
+      </w:r>
+    </w:p>
+    <w:p>
+      <w:pPr>
+        <w:tabs>
+          <w:tab w:val="right" w:pos="9026"/>
+        </w:tabs>
+        <w:spacing w:after="20" w:before="90"/>
+      </w:pPr>
+      <w:r>
+        <w:rPr>
+          <w:rFonts w:ascii="Calibri" w:cs="Calibri" w:eastAsia="Calibri" w:hAnsi="Calibri"/>
+          <w:b/>
+          <w:bCs/>
+          <w:color w:val="1A1A1A"/>
+          <w:sz w:val="20"/>
+          <w:szCs w:val="20"/>
+        </w:rPr>
+        <w:t xml:space="preserve">FundersAI Reports — Containerized LLM Report-Synthesis Microservice</w:t>
+      </w:r>
+      <w:r>
+        <w:t xml:space="preserve">	</w:t>
+      </w:r>
+      <w:r>
+        <w:rPr>
+          <w:rFonts w:ascii="Calibri" w:cs="Calibri" w:eastAsia="Calibri" w:hAnsi="Calibri"/>
+          <w:i/>
+          <w:iCs/>
+          <w:color w:val="555555"/>
+          <w:sz w:val="19"/>
+          <w:szCs w:val="19"/>
+        </w:rPr>
+        <w:t xml:space="preserve">synthesis.fundersai.co.in</w:t>
+      </w:r>
+    </w:p>
+    <w:p>
+      <w:pPr>
+        <w:spacing w:after="60"/>
+      </w:pPr>
+      <w:r>
+        <w:rPr>
           <w:rFonts w:ascii="Calibri" w:cs="Calibri" w:eastAsia="Calibri" w:hAnsi="Calibri"/>
           <w:i/>
           <w:iCs/>
@@ -497,211 +789,109 @@
           <w:sz w:val="18"/>
           <w:szCs w:val="18"/>
         </w:rPr>
-        <w:t xml:space="preserve">Solo-built, Apr–Aug 2026 — ~98K lines of code across 527 files, 375 commits, 664 backend + 58 frontend tests — submitted to OpenAI Build Week</w:t>
-      </w:r>
-    </w:p>
-    <w:p>
-      <w:pPr>
-        <w:pStyle w:val="ListParagraph"/>
-        <w:numPr>
-          <w:ilvl w:val="0"/>
-          <w:numId w:val="2"/>
-        </w:numPr>
-        <w:spacing w:after="45"/>
-      </w:pPr>
-      <w:r>
-        <w:rPr>
-          <w:rFonts w:ascii="Calibri" w:cs="Calibri" w:eastAsia="Calibri" w:hAnsi="Calibri"/>
-          <w:b/>
-          <w:bCs/>
-          <w:i w:val="false"/>
-          <w:iCs w:val="false"/>
-          <w:color w:val="1A1A1A"/>
-          <w:sz w:val="19"/>
-          <w:szCs w:val="19"/>
-        </w:rPr>
-        <w:t xml:space="preserve">Citation-Grounded RAG:</w:t>
-      </w:r>
-      <w:r>
-        <w:rPr>
-          <w:rFonts w:ascii="Calibri" w:cs="Calibri" w:eastAsia="Calibri" w:hAnsi="Calibri"/>
-          <w:i w:val="false"/>
-          <w:iCs w:val="false"/>
-          <w:color w:val="1A1A1A"/>
-          <w:sz w:val="19"/>
-          <w:szCs w:val="19"/>
-        </w:rPr>
-        <w:t xml:space="preserve"> built a 7-node LangGraph pipeline (retrieve → grade → synthesize/abstain, with a query-rewrite loop back into retrieval) over ~10,400 embedded document chunks (OpenAI embeddings, Supabase pgvector) with lexical reranking and strict LLM abstention, eliminating hallucinated financial claims when evidence is insufficient.</w:t>
-      </w:r>
-    </w:p>
-    <w:p>
-      <w:pPr>
-        <w:pStyle w:val="ListParagraph"/>
-        <w:numPr>
-          <w:ilvl w:val="0"/>
-          <w:numId w:val="2"/>
-        </w:numPr>
-        <w:spacing w:after="45"/>
-      </w:pPr>
-      <w:r>
-        <w:rPr>
-          <w:rFonts w:ascii="Calibri" w:cs="Calibri" w:eastAsia="Calibri" w:hAnsi="Calibri"/>
-          <w:b/>
-          <w:bCs/>
-          <w:i w:val="false"/>
-          <w:iCs w:val="false"/>
-          <w:color w:val="1A1A1A"/>
-          <w:sz w:val="19"/>
-          <w:szCs w:val="19"/>
-        </w:rPr>
-        <w:t xml:space="preserve">Explainable ML:</w:t>
-      </w:r>
-      <w:r>
-        <w:rPr>
-          <w:rFonts w:ascii="Calibri" w:cs="Calibri" w:eastAsia="Calibri" w:hAnsi="Calibri"/>
-          <w:i w:val="false"/>
-          <w:iCs w:val="false"/>
-          <w:color w:val="1A1A1A"/>
-          <w:sz w:val="19"/>
-          <w:szCs w:val="19"/>
-        </w:rPr>
-        <w:t xml:space="preserve"> engineered a fund-similarity engine using cosine similarity and k-means clustering over 13 standardized features, plus a logistic-regression triage model (MLflow) for parser-review prioritization.</w:t>
-      </w:r>
-    </w:p>
-    <w:p>
-      <w:pPr>
-        <w:pStyle w:val="ListParagraph"/>
-        <w:numPr>
-          <w:ilvl w:val="0"/>
-          <w:numId w:val="2"/>
-        </w:numPr>
-        <w:spacing w:after="45"/>
-      </w:pPr>
-      <w:r>
-        <w:rPr>
-          <w:rFonts w:ascii="Calibri" w:cs="Calibri" w:eastAsia="Calibri" w:hAnsi="Calibri"/>
-          <w:b/>
-          <w:bCs/>
-          <w:i w:val="false"/>
-          <w:iCs w:val="false"/>
-          <w:color w:val="1A1A1A"/>
-          <w:sz w:val="19"/>
-          <w:szCs w:val="19"/>
-        </w:rPr>
-        <w:t xml:space="preserve">Multi-Agent Orchestration:</w:t>
-      </w:r>
-      <w:r>
-        <w:rPr>
-          <w:rFonts w:ascii="Calibri" w:cs="Calibri" w:eastAsia="Calibri" w:hAnsi="Calibri"/>
-          <w:i w:val="false"/>
-          <w:iCs w:val="false"/>
-          <w:color w:val="1A1A1A"/>
-          <w:sz w:val="19"/>
-          <w:szCs w:val="19"/>
-        </w:rPr>
-        <w:t xml:space="preserve"> designed a custom multi-agent pipeline (Planner → Quant → Research → Synthesis agents) with shared state and real-time streamed status updates, where a Groq-hosted LLM router agent classifies query intent and directs execution across stock, mutual-fund, comparison, and market-news paths.</w:t>
-      </w:r>
-    </w:p>
-    <w:p>
-      <w:pPr>
-        <w:pStyle w:val="ListParagraph"/>
-        <w:numPr>
-          <w:ilvl w:val="0"/>
-          <w:numId w:val="2"/>
-        </w:numPr>
-        <w:spacing w:after="45"/>
-      </w:pPr>
-      <w:r>
-        <w:rPr>
-          <w:rFonts w:ascii="Calibri" w:cs="Calibri" w:eastAsia="Calibri" w:hAnsi="Calibri"/>
-          <w:b/>
-          <w:bCs/>
-          <w:i w:val="false"/>
-          <w:iCs w:val="false"/>
-          <w:color w:val="1A1A1A"/>
-          <w:sz w:val="19"/>
-          <w:szCs w:val="19"/>
-        </w:rPr>
-        <w:t xml:space="preserve">Data-Quality Debugging:</w:t>
-      </w:r>
-      <w:r>
-        <w:rPr>
-          <w:rFonts w:ascii="Calibri" w:cs="Calibri" w:eastAsia="Calibri" w:hAnsi="Calibri"/>
-          <w:i w:val="false"/>
-          <w:iCs w:val="false"/>
-          <w:color w:val="1A1A1A"/>
-          <w:sz w:val="19"/>
-          <w:szCs w:val="19"/>
-        </w:rPr>
-        <w:t xml:space="preserve"> diagnosed and fixed a scheme-name normalizer bug that had collapsed 14,000+ mutual fund records into the wrong peer groups, raising field-level data coverage from as low as 83% to 100% on affected AMCs.</w:t>
-      </w:r>
-    </w:p>
-    <w:p>
-      <w:pPr>
-        <w:pStyle w:val="ListParagraph"/>
-        <w:numPr>
-          <w:ilvl w:val="0"/>
-          <w:numId w:val="2"/>
-        </w:numPr>
-        <w:spacing w:after="45"/>
-      </w:pPr>
-      <w:r>
-        <w:rPr>
-          <w:rFonts w:ascii="Calibri" w:cs="Calibri" w:eastAsia="Calibri" w:hAnsi="Calibri"/>
-          <w:b/>
-          <w:bCs/>
-          <w:i w:val="false"/>
-          <w:iCs w:val="false"/>
-          <w:color w:val="1A1A1A"/>
-          <w:sz w:val="19"/>
-          <w:szCs w:val="19"/>
-        </w:rPr>
-        <w:t xml:space="preserve">Resilient Data Engineering:</w:t>
-      </w:r>
-      <w:r>
-        <w:rPr>
-          <w:rFonts w:ascii="Calibri" w:cs="Calibri" w:eastAsia="Calibri" w:hAnsi="Calibri"/>
-          <w:i w:val="false"/>
-          <w:iCs w:val="false"/>
-          <w:color w:val="1A1A1A"/>
-          <w:sz w:val="19"/>
-          <w:szCs w:val="19"/>
-        </w:rPr>
-        <w:t xml:space="preserve"> built a 22-workflow GitHub Actions pipeline scraping and normalizing official disclosures from 12 AMCs, reaching 99.66% data-readiness across 871 tracked fund schemes.</w:t>
-      </w:r>
-    </w:p>
-    <w:p>
-      <w:pPr>
-        <w:pStyle w:val="ListParagraph"/>
-        <w:numPr>
-          <w:ilvl w:val="0"/>
-          <w:numId w:val="2"/>
-        </w:numPr>
-        <w:spacing w:after="45"/>
-      </w:pPr>
-      <w:r>
-        <w:rPr>
-          <w:rFonts w:ascii="Calibri" w:cs="Calibri" w:eastAsia="Calibri" w:hAnsi="Calibri"/>
-          <w:b/>
-          <w:bCs/>
-          <w:i w:val="false"/>
-          <w:iCs w:val="false"/>
-          <w:color w:val="1A1A1A"/>
-          <w:sz w:val="19"/>
-          <w:szCs w:val="19"/>
-        </w:rPr>
-        <w:t xml:space="preserve">Cloud Storage &amp; Billing:</w:t>
-      </w:r>
-      <w:r>
-        <w:rPr>
-          <w:rFonts w:ascii="Calibri" w:cs="Calibri" w:eastAsia="Calibri" w:hAnsi="Calibri"/>
-          <w:i w:val="false"/>
-          <w:iCs w:val="false"/>
-          <w:color w:val="1A1A1A"/>
-          <w:sz w:val="19"/>
-          <w:szCs w:val="19"/>
-        </w:rPr>
-        <w:t xml:space="preserve"> built an S3-compatible storage layer (Cloudflare R2 via boto3/AWS SigV4, Python + TypeScript) for raw documents and cold archival, and shipped Razorpay subscription billing (webhook-verified, Free/Pro/Ultra) with Supabase Auth row-level security.</w:t>
+        <w:t xml:space="preserve">Python, FastAPI, LangGraph, Docker, Kubernetes (K3s), AWS EC2</w:t>
+      </w:r>
+    </w:p>
+    <w:p>
+      <w:pPr>
+        <w:pStyle w:val="ListParagraph"/>
+        <w:numPr>
+          <w:ilvl w:val="0"/>
+          <w:numId w:val="2"/>
+        </w:numPr>
+        <w:spacing w:after="45"/>
+      </w:pPr>
+      <w:r>
+        <w:rPr>
+          <w:rFonts w:ascii="Calibri" w:cs="Calibri" w:eastAsia="Calibri" w:hAnsi="Calibri"/>
+          <w:b/>
+          <w:bCs/>
+          <w:i w:val="false"/>
+          <w:iCs w:val="false"/>
+          <w:color w:val="1A1A1A"/>
+          <w:sz w:val="19"/>
+          <w:szCs w:val="19"/>
+        </w:rPr>
+        <w:t xml:space="preserve">Decoupled Architecture:</w:t>
+      </w:r>
+      <w:r>
+        <w:rPr>
+          <w:rFonts w:ascii="Calibri" w:cs="Calibri" w:eastAsia="Calibri" w:hAnsi="Calibri"/>
+          <w:i w:val="false"/>
+          <w:iCs w:val="false"/>
+          <w:color w:val="1A1A1A"/>
+          <w:sz w:val="19"/>
+          <w:szCs w:val="19"/>
+        </w:rPr>
+        <w:t xml:space="preserve"> extracted report synthesis into a standalone FastAPI + LangGraph service, independently deployable from the main monolith so LLM-heavy generation scales without impacting the core app.</w:t>
+      </w:r>
+    </w:p>
+    <w:p>
+      <w:pPr>
+        <w:pStyle w:val="ListParagraph"/>
+        <w:numPr>
+          <w:ilvl w:val="0"/>
+          <w:numId w:val="2"/>
+        </w:numPr>
+        <w:spacing w:after="45"/>
+      </w:pPr>
+      <w:r>
+        <w:rPr>
+          <w:rFonts w:ascii="Calibri" w:cs="Calibri" w:eastAsia="Calibri" w:hAnsi="Calibri"/>
+          <w:b/>
+          <w:bCs/>
+          <w:i w:val="false"/>
+          <w:iCs w:val="false"/>
+          <w:color w:val="1A1A1A"/>
+          <w:sz w:val="19"/>
+          <w:szCs w:val="19"/>
+        </w:rPr>
+        <w:t xml:space="preserve">Kubernetes Deployment:</w:t>
+      </w:r>
+      <w:r>
+        <w:rPr>
+          <w:rFonts w:ascii="Calibri" w:cs="Calibri" w:eastAsia="Calibri" w:hAnsi="Calibri"/>
+          <w:i w:val="false"/>
+          <w:iCs w:val="false"/>
+          <w:color w:val="1A1A1A"/>
+          <w:sz w:val="19"/>
+          <w:szCs w:val="19"/>
+        </w:rPr>
+        <w:t xml:space="preserve"> provisioned and administered an AWS EC2 instance running K3s, deploying the service as a 2-replica Kubernetes Deployment behind a streaming API for real-time fund-comparison report generation.</w:t>
+      </w:r>
+    </w:p>
+    <w:p>
+      <w:pPr>
+        <w:pStyle w:val="ListParagraph"/>
+        <w:numPr>
+          <w:ilvl w:val="0"/>
+          <w:numId w:val="2"/>
+        </w:numPr>
+        <w:spacing w:after="45"/>
+      </w:pPr>
+      <w:r>
+        <w:rPr>
+          <w:rFonts w:ascii="Calibri" w:cs="Calibri" w:eastAsia="Calibri" w:hAnsi="Calibri"/>
+          <w:b/>
+          <w:bCs/>
+          <w:i w:val="false"/>
+          <w:iCs w:val="false"/>
+          <w:color w:val="1A1A1A"/>
+          <w:sz w:val="19"/>
+          <w:szCs w:val="19"/>
+        </w:rPr>
+        <w:t xml:space="preserve">Infrastructure &amp; Secrets:</w:t>
+      </w:r>
+      <w:r>
+        <w:rPr>
+          <w:rFonts w:ascii="Calibri" w:cs="Calibri" w:eastAsia="Calibri" w:hAnsi="Calibri"/>
+          <w:i w:val="false"/>
+          <w:iCs w:val="false"/>
+          <w:color w:val="1A1A1A"/>
+          <w:sz w:val="19"/>
+          <w:szCs w:val="19"/>
+        </w:rPr>
+        <w:t xml:space="preserve"> configured EC2 security groups/networking and managed credentials (Supabase, OpenAI) via Kubernetes Secrets rather than embedding them in the container image.</w:t>
       </w:r>
     </w:p>
     <w:p>
@@ -720,7 +910,7 @@
           <w:sz w:val="20"/>
           <w:szCs w:val="20"/>
         </w:rPr>
-        <w:t xml:space="preserve">FundersAI Reports — Containerized LLM Report-Synthesis Microservice</w:t>
+        <w:t xml:space="preserve">CareFlow Intelligence — Agentic RAG &amp; Fine-Tuning for Clinical Research</w:t>
       </w:r>
       <w:r>
         <w:t xml:space="preserve">	</w:t>
@@ -734,7 +924,7 @@
           <w:sz w:val="19"/>
           <w:szCs w:val="19"/>
         </w:rPr>
-        <w:t xml:space="preserve">synthesis.fundersai.co.in</w:t>
+        <w:t xml:space="preserve"/>
       </w:r>
     </w:p>
     <w:p>
@@ -750,109 +940,177 @@
           <w:sz w:val="18"/>
           <w:szCs w:val="18"/>
         </w:rPr>
-        <w:t xml:space="preserve">Python, FastAPI, LangGraph, Docker, Kubernetes (K3s), AWS EC2</w:t>
-      </w:r>
-    </w:p>
-    <w:p>
-      <w:pPr>
-        <w:pStyle w:val="ListParagraph"/>
-        <w:numPr>
-          <w:ilvl w:val="0"/>
-          <w:numId w:val="2"/>
-        </w:numPr>
-        <w:spacing w:after="45"/>
-      </w:pPr>
-      <w:r>
-        <w:rPr>
-          <w:rFonts w:ascii="Calibri" w:cs="Calibri" w:eastAsia="Calibri" w:hAnsi="Calibri"/>
-          <w:b/>
-          <w:bCs/>
-          <w:i w:val="false"/>
-          <w:iCs w:val="false"/>
-          <w:color w:val="1A1A1A"/>
-          <w:sz w:val="19"/>
-          <w:szCs w:val="19"/>
-        </w:rPr>
-        <w:t xml:space="preserve">Decoupled Architecture:</w:t>
-      </w:r>
-      <w:r>
-        <w:rPr>
-          <w:rFonts w:ascii="Calibri" w:cs="Calibri" w:eastAsia="Calibri" w:hAnsi="Calibri"/>
-          <w:i w:val="false"/>
-          <w:iCs w:val="false"/>
-          <w:color w:val="1A1A1A"/>
-          <w:sz w:val="19"/>
-          <w:szCs w:val="19"/>
-        </w:rPr>
-        <w:t xml:space="preserve"> extracted report synthesis into a standalone FastAPI + LangGraph service, independently deployable from the main monolith so LLM-heavy generation scales without impacting the core app.</w:t>
-      </w:r>
-    </w:p>
-    <w:p>
-      <w:pPr>
-        <w:pStyle w:val="ListParagraph"/>
-        <w:numPr>
-          <w:ilvl w:val="0"/>
-          <w:numId w:val="2"/>
-        </w:numPr>
-        <w:spacing w:after="45"/>
-      </w:pPr>
-      <w:r>
-        <w:rPr>
-          <w:rFonts w:ascii="Calibri" w:cs="Calibri" w:eastAsia="Calibri" w:hAnsi="Calibri"/>
-          <w:b/>
-          <w:bCs/>
-          <w:i w:val="false"/>
-          <w:iCs w:val="false"/>
-          <w:color w:val="1A1A1A"/>
-          <w:sz w:val="19"/>
-          <w:szCs w:val="19"/>
-        </w:rPr>
-        <w:t xml:space="preserve">Kubernetes Deployment:</w:t>
-      </w:r>
-      <w:r>
-        <w:rPr>
-          <w:rFonts w:ascii="Calibri" w:cs="Calibri" w:eastAsia="Calibri" w:hAnsi="Calibri"/>
-          <w:i w:val="false"/>
-          <w:iCs w:val="false"/>
-          <w:color w:val="1A1A1A"/>
-          <w:sz w:val="19"/>
-          <w:szCs w:val="19"/>
-        </w:rPr>
-        <w:t xml:space="preserve"> provisioned and administered an AWS EC2 instance running K3s, deploying the service as a 2-replica Kubernetes Deployment behind a streaming API for real-time fund-comparison report generation.</w:t>
-      </w:r>
-    </w:p>
-    <w:p>
-      <w:pPr>
-        <w:pStyle w:val="ListParagraph"/>
-        <w:numPr>
-          <w:ilvl w:val="0"/>
-          <w:numId w:val="2"/>
-        </w:numPr>
-        <w:spacing w:after="45"/>
-      </w:pPr>
-      <w:r>
-        <w:rPr>
-          <w:rFonts w:ascii="Calibri" w:cs="Calibri" w:eastAsia="Calibri" w:hAnsi="Calibri"/>
-          <w:b/>
-          <w:bCs/>
-          <w:i w:val="false"/>
-          <w:iCs w:val="false"/>
-          <w:color w:val="1A1A1A"/>
-          <w:sz w:val="19"/>
-          <w:szCs w:val="19"/>
-        </w:rPr>
-        <w:t xml:space="preserve">Infrastructure &amp; Secrets:</w:t>
-      </w:r>
-      <w:r>
-        <w:rPr>
-          <w:rFonts w:ascii="Calibri" w:cs="Calibri" w:eastAsia="Calibri" w:hAnsi="Calibri"/>
-          <w:i w:val="false"/>
-          <w:iCs w:val="false"/>
-          <w:color w:val="1A1A1A"/>
-          <w:sz w:val="19"/>
-          <w:szCs w:val="19"/>
-        </w:rPr>
-        <w:t xml:space="preserve"> configured EC2 security groups/networking and managed credentials (Supabase, OpenAI) via Kubernetes Secrets rather than embedding them in the container image.</w:t>
+        <w:t xml:space="preserve">Python, FastAPI, Next.js, Supabase/pgvector, Unsloth, Ollama  |  Solo-built, Aug 2026 — ~7,300 LOC — non-clinical, synthetic-data-only (MITRE Synthea)</w:t>
+      </w:r>
+    </w:p>
+    <w:p>
+      <w:pPr>
+        <w:pStyle w:val="ListParagraph"/>
+        <w:numPr>
+          <w:ilvl w:val="0"/>
+          <w:numId w:val="2"/>
+        </w:numPr>
+        <w:spacing w:after="45"/>
+      </w:pPr>
+      <w:r>
+        <w:rPr>
+          <w:rFonts w:ascii="Calibri" w:cs="Calibri" w:eastAsia="Calibri" w:hAnsi="Calibri"/>
+          <w:b/>
+          <w:bCs/>
+          <w:i w:val="false"/>
+          <w:iCs w:val="false"/>
+          <w:color w:val="1A1A1A"/>
+          <w:sz w:val="19"/>
+          <w:szCs w:val="19"/>
+        </w:rPr>
+        <w:t xml:space="preserve">Agentic Citation-Grounded RAG:</w:t>
+      </w:r>
+      <w:r>
+        <w:rPr>
+          <w:rFonts w:ascii="Calibri" w:cs="Calibri" w:eastAsia="Calibri" w:hAnsi="Calibri"/>
+          <w:i w:val="false"/>
+          <w:iCs w:val="false"/>
+          <w:color w:val="1A1A1A"/>
+          <w:sz w:val="19"/>
+          <w:szCs w:val="19"/>
+        </w:rPr>
+        <w:t xml:space="preserve"> built a bounded-tool-loop document agent (list_documents/search_documents) with query reformulation and mandatory citation validation against Postgres full-text (GIN tsvector) indexes, backed by 4 automated ingestion pipelines (OpenFDA drug monographs, PubMed E-Utilities, ADA/AHA/KDIGO clinical guidelines, media transcripts) that indexed 37 documents into 620 searchable chunks.</w:t>
+      </w:r>
+    </w:p>
+    <w:p>
+      <w:pPr>
+        <w:pStyle w:val="ListParagraph"/>
+        <w:numPr>
+          <w:ilvl w:val="0"/>
+          <w:numId w:val="2"/>
+        </w:numPr>
+        <w:spacing w:after="45"/>
+      </w:pPr>
+      <w:r>
+        <w:rPr>
+          <w:rFonts w:ascii="Calibri" w:cs="Calibri" w:eastAsia="Calibri" w:hAnsi="Calibri"/>
+          <w:b/>
+          <w:bCs/>
+          <w:i w:val="false"/>
+          <w:iCs w:val="false"/>
+          <w:color w:val="1A1A1A"/>
+          <w:sz w:val="19"/>
+          <w:szCs w:val="19"/>
+        </w:rPr>
+        <w:t xml:space="preserve">RAFT Fine-Tuning:</w:t>
+      </w:r>
+      <w:r>
+        <w:rPr>
+          <w:rFonts w:ascii="Calibri" w:cs="Calibri" w:eastAsia="Calibri" w:hAnsi="Calibri"/>
+          <w:i w:val="false"/>
+          <w:iCs w:val="false"/>
+          <w:color w:val="1A1A1A"/>
+          <w:sz w:val="19"/>
+          <w:szCs w:val="19"/>
+        </w:rPr>
+        <w:t xml:space="preserve"> designed and ran a Retrieval-Augmented Fine-Tuning pipeline generating training data with oracle evidence, hard distractors, and 20% abstention cases, then fine-tuned Qwen2.5-7B-Instruct via 4-bit QLoRA (Unsloth, rank 16/alpha 32) — achieving 88.5% citation precision, 92.3% citation recall, 84.6% distractor rejection, and 84.6% abstention accuracy on held-out clinical QA.</w:t>
+      </w:r>
+    </w:p>
+    <w:p>
+      <w:pPr>
+        <w:pStyle w:val="ListParagraph"/>
+        <w:numPr>
+          <w:ilvl w:val="0"/>
+          <w:numId w:val="2"/>
+        </w:numPr>
+        <w:spacing w:after="45"/>
+      </w:pPr>
+      <w:r>
+        <w:rPr>
+          <w:rFonts w:ascii="Calibri" w:cs="Calibri" w:eastAsia="Calibri" w:hAnsi="Calibri"/>
+          <w:b/>
+          <w:bCs/>
+          <w:i w:val="false"/>
+          <w:iCs w:val="false"/>
+          <w:color w:val="1A1A1A"/>
+          <w:sz w:val="19"/>
+          <w:szCs w:val="19"/>
+        </w:rPr>
+        <w:t xml:space="preserve">Local Model Serving:</w:t>
+      </w:r>
+      <w:r>
+        <w:rPr>
+          <w:rFonts w:ascii="Calibri" w:cs="Calibri" w:eastAsia="Calibri" w:hAnsi="Calibri"/>
+          <w:i w:val="false"/>
+          <w:iCs w:val="false"/>
+          <w:color w:val="1A1A1A"/>
+          <w:sz w:val="19"/>
+          <w:szCs w:val="19"/>
+        </w:rPr>
+        <w:t xml:space="preserve"> quantized the fine-tuned model to GGUF and deployed it behind Ollama for zero-cost local inference, with an OpenRouter (Nemotron 3 Ultra) cloud fallback for the base agent.</w:t>
+      </w:r>
+    </w:p>
+    <w:p>
+      <w:pPr>
+        <w:pStyle w:val="ListParagraph"/>
+        <w:numPr>
+          <w:ilvl w:val="0"/>
+          <w:numId w:val="2"/>
+        </w:numPr>
+        <w:spacing w:after="45"/>
+      </w:pPr>
+      <w:r>
+        <w:rPr>
+          <w:rFonts w:ascii="Calibri" w:cs="Calibri" w:eastAsia="Calibri" w:hAnsi="Calibri"/>
+          <w:b/>
+          <w:bCs/>
+          <w:i w:val="false"/>
+          <w:iCs w:val="false"/>
+          <w:color w:val="1A1A1A"/>
+          <w:sz w:val="19"/>
+          <w:szCs w:val="19"/>
+        </w:rPr>
+        <w:t xml:space="preserve">Human-in-the-Loop Data Agent:</w:t>
+      </w:r>
+      <w:r>
+        <w:rPr>
+          <w:rFonts w:ascii="Calibri" w:cs="Calibri" w:eastAsia="Calibri" w:hAnsi="Calibri"/>
+          <w:i w:val="false"/>
+          <w:iCs w:val="false"/>
+          <w:color w:val="1A1A1A"/>
+          <w:sz w:val="19"/>
+          <w:szCs w:val="19"/>
+        </w:rPr>
+        <w:t xml:space="preserve"> built a second agent for synthetic clinical data ingestion (10 patients, 479 encounters, 300 conditions, 5,368 observations, 296 medications across 18 FHIR R4 tables) with mandatory human-approval gates around autonomous data operations.</w:t>
+      </w:r>
+    </w:p>
+    <w:p>
+      <w:pPr>
+        <w:pStyle w:val="ListParagraph"/>
+        <w:numPr>
+          <w:ilvl w:val="0"/>
+          <w:numId w:val="2"/>
+        </w:numPr>
+        <w:spacing w:after="45"/>
+      </w:pPr>
+      <w:r>
+        <w:rPr>
+          <w:rFonts w:ascii="Calibri" w:cs="Calibri" w:eastAsia="Calibri" w:hAnsi="Calibri"/>
+          <w:b/>
+          <w:bCs/>
+          <w:i w:val="false"/>
+          <w:iCs w:val="false"/>
+          <w:color w:val="1A1A1A"/>
+          <w:sz w:val="19"/>
+          <w:szCs w:val="19"/>
+        </w:rPr>
+        <w:t xml:space="preserve">Full-Stack Delivery:</w:t>
+      </w:r>
+      <w:r>
+        <w:rPr>
+          <w:rFonts w:ascii="Calibri" w:cs="Calibri" w:eastAsia="Calibri" w:hAnsi="Calibri"/>
+          <w:i w:val="false"/>
+          <w:iCs w:val="false"/>
+          <w:color w:val="1A1A1A"/>
+          <w:sz w:val="19"/>
+          <w:szCs w:val="19"/>
+        </w:rPr>
+        <w:t xml:space="preserve"> async FastAPI + SQLAlchemy + Alembic backend and Next.js 15 frontend, Dockerized end-to-end for local and cloud deployment.</w:t>
       </w:r>
     </w:p>
     <w:p>
@@ -871,7 +1129,7 @@
           <w:sz w:val="20"/>
           <w:szCs w:val="20"/>
         </w:rPr>
-        <w:t xml:space="preserve">CareFlow Intelligence — Agentic RAG &amp; Fine-Tuning for Clinical Research</w:t>
+        <w:t>TalentOS — Autonomous Opportunity Intelligence Platform (All Things Agentic Hackathon)</w:t>
       </w:r>
       <w:r>
         <w:t xml:space="preserve">	</w:t>
@@ -894,234 +1152,54 @@
       </w:pPr>
       <w:r>
         <w:rPr>
-          <w:rFonts w:ascii="Calibri" w:cs="Calibri" w:eastAsia="Calibri" w:hAnsi="Calibri"/>
-          <w:i/>
-          <w:iCs/>
-          <w:color w:val="555555"/>
-          <w:sz w:val="18"/>
-          <w:szCs w:val="18"/>
-        </w:rPr>
-        <w:t xml:space="preserve">Python, FastAPI, Next.js, Supabase/pgvector, Unsloth, Ollama  |  Solo-built, Aug 2026 — ~7,300 LOC — non-clinical, synthetic-data-only (MITRE Synthea)</w:t>
-      </w:r>
-    </w:p>
-    <w:p>
-      <w:pPr>
-        <w:pStyle w:val="ListParagraph"/>
-        <w:numPr>
-          <w:ilvl w:val="0"/>
-          <w:numId w:val="2"/>
-        </w:numPr>
-        <w:spacing w:after="45"/>
-      </w:pPr>
-      <w:r>
-        <w:rPr>
-          <w:rFonts w:ascii="Calibri" w:cs="Calibri" w:eastAsia="Calibri" w:hAnsi="Calibri"/>
-          <w:b/>
-          <w:bCs/>
-          <w:i w:val="false"/>
-          <w:iCs w:val="false"/>
-          <w:color w:val="1A1A1A"/>
-          <w:sz w:val="19"/>
-          <w:szCs w:val="19"/>
-        </w:rPr>
-        <w:t xml:space="preserve">Agentic Citation-Grounded RAG:</w:t>
-      </w:r>
-      <w:r>
-        <w:rPr>
-          <w:rFonts w:ascii="Calibri" w:cs="Calibri" w:eastAsia="Calibri" w:hAnsi="Calibri"/>
-          <w:i w:val="false"/>
-          <w:iCs w:val="false"/>
-          <w:color w:val="1A1A1A"/>
-          <w:sz w:val="19"/>
-          <w:szCs w:val="19"/>
-        </w:rPr>
-        <w:t xml:space="preserve"> built a bounded-tool-loop document agent (list_documents/search_documents) with query reformulation and mandatory citation validation against Postgres full-text (GIN tsvector) indexes, backed by 4 automated ingestion pipelines (OpenFDA drug monographs, PubMed E-Utilities, ADA/AHA/KDIGO clinical guidelines, media transcripts) that indexed 37 documents into 620 searchable chunks.</w:t>
-      </w:r>
-    </w:p>
-    <w:p>
-      <w:pPr>
-        <w:pStyle w:val="ListParagraph"/>
-        <w:numPr>
-          <w:ilvl w:val="0"/>
-          <w:numId w:val="2"/>
-        </w:numPr>
-        <w:spacing w:after="45"/>
-      </w:pPr>
-      <w:r>
-        <w:rPr>
-          <w:rFonts w:ascii="Calibri" w:cs="Calibri" w:eastAsia="Calibri" w:hAnsi="Calibri"/>
-          <w:b/>
-          <w:bCs/>
-          <w:i w:val="false"/>
-          <w:iCs w:val="false"/>
-          <w:color w:val="1A1A1A"/>
-          <w:sz w:val="19"/>
-          <w:szCs w:val="19"/>
-        </w:rPr>
-        <w:t xml:space="preserve">RAFT Fine-Tuning:</w:t>
-      </w:r>
-      <w:r>
-        <w:rPr>
-          <w:rFonts w:ascii="Calibri" w:cs="Calibri" w:eastAsia="Calibri" w:hAnsi="Calibri"/>
-          <w:i w:val="false"/>
-          <w:iCs w:val="false"/>
-          <w:color w:val="1A1A1A"/>
-          <w:sz w:val="19"/>
-          <w:szCs w:val="19"/>
-        </w:rPr>
-        <w:t xml:space="preserve"> designed and ran a Retrieval-Augmented Fine-Tuning pipeline generating training data with oracle evidence, hard distractors, and 20% abstention cases, then fine-tuned Qwen2.5-7B-Instruct via 4-bit QLoRA (Unsloth, rank 16/alpha 32) — achieving 88.5% citation precision, 92.3% citation recall, 84.6% distractor rejection, and 84.6% abstention accuracy on held-out clinical QA.</w:t>
-      </w:r>
-    </w:p>
-    <w:p>
-      <w:pPr>
-        <w:pStyle w:val="ListParagraph"/>
-        <w:numPr>
-          <w:ilvl w:val="0"/>
-          <w:numId w:val="2"/>
-        </w:numPr>
-        <w:spacing w:after="45"/>
-      </w:pPr>
-      <w:r>
-        <w:rPr>
-          <w:rFonts w:ascii="Calibri" w:cs="Calibri" w:eastAsia="Calibri" w:hAnsi="Calibri"/>
-          <w:b/>
-          <w:bCs/>
-          <w:i w:val="false"/>
-          <w:iCs w:val="false"/>
-          <w:color w:val="1A1A1A"/>
-          <w:sz w:val="19"/>
-          <w:szCs w:val="19"/>
-        </w:rPr>
-        <w:t xml:space="preserve">Local Model Serving:</w:t>
-      </w:r>
-      <w:r>
-        <w:rPr>
-          <w:rFonts w:ascii="Calibri" w:cs="Calibri" w:eastAsia="Calibri" w:hAnsi="Calibri"/>
-          <w:i w:val="false"/>
-          <w:iCs w:val="false"/>
-          <w:color w:val="1A1A1A"/>
-          <w:sz w:val="19"/>
-          <w:szCs w:val="19"/>
-        </w:rPr>
-        <w:t xml:space="preserve"> quantized the fine-tuned model to GGUF and deployed it behind Ollama for zero-cost local inference, with an OpenRouter (Nemotron 3 Ultra) cloud fallback for the base agent.</w:t>
-      </w:r>
-    </w:p>
-    <w:p>
-      <w:pPr>
-        <w:pStyle w:val="ListParagraph"/>
-        <w:numPr>
-          <w:ilvl w:val="0"/>
-          <w:numId w:val="2"/>
-        </w:numPr>
-        <w:spacing w:after="45"/>
-      </w:pPr>
-      <w:r>
-        <w:rPr>
-          <w:rFonts w:ascii="Calibri" w:cs="Calibri" w:eastAsia="Calibri" w:hAnsi="Calibri"/>
-          <w:b/>
-          <w:bCs/>
-          <w:i w:val="false"/>
-          <w:iCs w:val="false"/>
-          <w:color w:val="1A1A1A"/>
-          <w:sz w:val="19"/>
-          <w:szCs w:val="19"/>
-        </w:rPr>
-        <w:t xml:space="preserve">Human-in-the-Loop Data Agent:</w:t>
-      </w:r>
-      <w:r>
-        <w:rPr>
-          <w:rFonts w:ascii="Calibri" w:cs="Calibri" w:eastAsia="Calibri" w:hAnsi="Calibri"/>
-          <w:i w:val="false"/>
-          <w:iCs w:val="false"/>
-          <w:color w:val="1A1A1A"/>
-          <w:sz w:val="19"/>
-          <w:szCs w:val="19"/>
-        </w:rPr>
-        <w:t xml:space="preserve"> built a second agent for synthetic clinical data ingestion (10 patients, 479 encounters, 300 conditions, 5,368 observations, 296 medications across 18 FHIR R4 tables) with mandatory human-approval gates around autonomous data operations.</w:t>
-      </w:r>
-    </w:p>
-    <w:p>
-      <w:pPr>
-        <w:pStyle w:val="ListParagraph"/>
-        <w:numPr>
-          <w:ilvl w:val="0"/>
-          <w:numId w:val="2"/>
-        </w:numPr>
-        <w:spacing w:after="45"/>
-      </w:pPr>
-      <w:r>
-        <w:rPr>
-          <w:rFonts w:ascii="Calibri" w:cs="Calibri" w:eastAsia="Calibri" w:hAnsi="Calibri"/>
-          <w:b/>
-          <w:bCs/>
-          <w:i w:val="false"/>
-          <w:iCs w:val="false"/>
-          <w:color w:val="1A1A1A"/>
-          <w:sz w:val="19"/>
-          <w:szCs w:val="19"/>
-        </w:rPr>
-        <w:t xml:space="preserve">Full-Stack Delivery:</w:t>
-      </w:r>
-      <w:r>
-        <w:rPr>
-          <w:rFonts w:ascii="Calibri" w:cs="Calibri" w:eastAsia="Calibri" w:hAnsi="Calibri"/>
-          <w:i w:val="false"/>
-          <w:iCs w:val="false"/>
-          <w:color w:val="1A1A1A"/>
-          <w:sz w:val="19"/>
-          <w:szCs w:val="19"/>
-        </w:rPr>
-        <w:t xml:space="preserve"> async FastAPI + SQLAlchemy + Alembic backend and Next.js 15 frontend, Dockerized end-to-end for local and cloud deployment.</w:t>
-      </w:r>
-    </w:p>
-    <w:p>
-      <w:pPr>
-        <w:tabs>
-          <w:tab w:val="right" w:pos="9026"/>
-        </w:tabs>
-        <w:spacing w:after="20" w:before="90"/>
-      </w:pPr>
-      <w:r>
-        <w:rPr>
-          <w:rFonts w:ascii="Calibri" w:cs="Calibri" w:eastAsia="Calibri" w:hAnsi="Calibri"/>
-          <w:b/>
-          <w:bCs/>
-          <w:color w:val="1A1A1A"/>
-          <w:sz w:val="20"/>
-          <w:szCs w:val="20"/>
-        </w:rPr>
-        <w:t xml:space="preserve">TalentOS — Autonomous Job &amp; Freelance-Lead Platform (Hackathon)</w:t>
-      </w:r>
-      <w:r>
-        <w:t xml:space="preserve">	</w:t>
-      </w:r>
-      <w:r>
-        <w:rPr>
-          <w:rFonts w:ascii="Calibri" w:cs="Calibri" w:eastAsia="Calibri" w:hAnsi="Calibri"/>
-          <w:i/>
-          <w:iCs/>
-          <w:color w:val="555555"/>
-          <w:sz w:val="19"/>
-          <w:szCs w:val="19"/>
-        </w:rPr>
-        <w:t xml:space="preserve"/>
-      </w:r>
-    </w:p>
-    <w:p>
-      <w:pPr>
-        <w:spacing w:after="60"/>
-      </w:pPr>
-      <w:r>
-        <w:rPr>
-          <w:rFonts w:ascii="Calibri" w:cs="Calibri" w:eastAsia="Calibri" w:hAnsi="Calibri"/>
-          <w:i/>
-          <w:iCs/>
-          <w:color w:val="555555"/>
-          <w:sz w:val="18"/>
-          <w:szCs w:val="18"/>
-        </w:rPr>
-        <w:t xml:space="preserve">Python, Google ADK, LangGraph, Next.js, Firestore, GCP  |  Solo-built, Aug 2026 — ~17.3K LOC across 107 files, 30 commits, 235+ test suite</w:t>
-      </w:r>
+          <w:i/>
+        </w:rPr>
+        <w:t>Python, Google ADK, LangGraph, Next.js, Firestore, Google Cloud Run  |  Solo-built, Aug 2026 — ~22K LOC across 130 files, 56 commits, 235+ test suite</w:t>
+      </w:r>
+      <w:r>
+        <w:rPr>
+          <w:i/>
+        </w:rPr>
+        <w:t xml:space="preserve">  |  </w:t>
+      </w:r>
+      <w:r>
+        <w:rPr>
+          <w:i/>
+        </w:rPr>
+        <w:t xml:space="preserve">Live: </w:t>
+      </w:r>
+      <w:hyperlink r:id="rId10">
+        <w:r>
+          <w:rPr>
+            <w:color w:val="0066CC"/>
+            <w:u w:val="single"/>
+            <w:i/>
+          </w:rPr>
+          <w:t>all-things-agentic--allthingsage...</w:t>
+        </w:r>
+      </w:hyperlink>
+      <w:r>
+        <w:rPr>
+          <w:i/>
+        </w:rPr>
+        <w:t xml:space="preserve"> | </w:t>
+      </w:r>
+      <w:r>
+        <w:rPr>
+          <w:i/>
+        </w:rPr>
+        <w:t xml:space="preserve">Repo: </w:t>
+      </w:r>
+      <w:hyperlink r:id="rId11">
+        <w:r>
+          <w:rPr>
+            <w:color w:val="0066CC"/>
+            <w:u w:val="single"/>
+            <w:i/>
+          </w:rPr>
+          <w:t>github.com/Naman6019/all-things-agentic</w:t>
+        </w:r>
+      </w:hyperlink>
     </w:p>
     <w:p>
       <w:pPr>

--- a/public/resume/Naman_Manocha_Master_Resume.docx
+++ b/public/resume/Naman_Manocha_Master_Resume.docx
@@ -89,7 +89,7 @@
         <w:pBdr>
           <w:bottom w:val="single" w:color="1F4E5F" w:sz="6" w:space="2"/>
         </w:pBdr>
-        <w:spacing w:after="60" w:before="160"/>
+        <w:spacing w:after="60" w:before="120"/>
       </w:pPr>
       <w:r>
         <w:rPr>
@@ -160,7 +160,7 @@
         <w:pBdr>
           <w:bottom w:val="single" w:color="1F4E5F" w:sz="6" w:space="2"/>
         </w:pBdr>
-        <w:spacing w:after="60" w:before="160"/>
+        <w:spacing w:after="60" w:before="120"/>
       </w:pPr>
       <w:r>
         <w:rPr>
@@ -201,7 +201,7 @@
           <w:sz w:val="19"/>
           <w:szCs w:val="19"/>
         </w:rPr>
-        <w:t xml:space="preserve"> LLMs, RAG (LangGraph), Multi-Agent Orchestration (LangGraph, Google ADK), Hybrid Search, Prompt Engineering (few-shot, CoT), Hugging Face, Ollama, Vector Embeddings (pgvector), K-Means Clustering, Logistic Regression, AI Observability (Langfuse), MLflow, scikit-learn</w:t>
+        <w:t xml:space="preserve"> LLMs, RAG (LangGraph), Multi-Agent Orchestration (LangGraph, Google ADK), Hybrid Search, Prompt Engineering (few-shot, CoT), Hugging Face, Ollama, Vector Embeddings (pgvector, ChromaDB), K-Means Clustering, Logistic Regression, AI Observability (Langfuse), MLflow, scikit-learn</w:t>
       </w:r>
     </w:p>
     <w:p>
@@ -267,7 +267,7 @@
         <w:pBdr>
           <w:bottom w:val="single" w:color="1F4E5F" w:sz="6" w:space="2"/>
         </w:pBdr>
-        <w:spacing w:after="60" w:before="160"/>
+        <w:spacing w:after="60" w:before="120"/>
       </w:pPr>
       <w:r>
         <w:rPr>
@@ -338,7 +338,7 @@
           <w:ilvl w:val="0"/>
           <w:numId w:val="2"/>
         </w:numPr>
-        <w:spacing w:after="45"/>
+        <w:spacing w:after="40"/>
       </w:pPr>
       <w:r>
         <w:rPr>
@@ -359,7 +359,7 @@
           <w:ilvl w:val="0"/>
           <w:numId w:val="2"/>
         </w:numPr>
-        <w:spacing w:after="45"/>
+        <w:spacing w:after="40"/>
       </w:pPr>
       <w:r>
         <w:rPr>
@@ -380,7 +380,7 @@
           <w:ilvl w:val="0"/>
           <w:numId w:val="2"/>
         </w:numPr>
-        <w:spacing w:after="45"/>
+        <w:spacing w:after="40"/>
       </w:pPr>
       <w:r>
         <w:rPr>
@@ -401,7 +401,7 @@
           <w:ilvl w:val="0"/>
           <w:numId w:val="2"/>
         </w:numPr>
-        <w:spacing w:after="45"/>
+        <w:spacing w:after="40"/>
       </w:pPr>
       <w:r>
         <w:rPr>
@@ -420,7 +420,7 @@
         <w:pBdr>
           <w:bottom w:val="single" w:color="1F4E5F" w:sz="6" w:space="2"/>
         </w:pBdr>
-        <w:spacing w:after="60" w:before="160"/>
+        <w:spacing w:after="60" w:before="120"/>
       </w:pPr>
       <w:r>
         <w:rPr>
@@ -492,7 +492,7 @@
         <w:rPr>
           <w:i/>
         </w:rPr>
-        <w:t>Solo-built, Apr–Aug 2026 — ~132K lines of code across 752 files, 410 commits, 142+ test suites — submitted to OpenAI Build Week</w:t>
+        <w:t>Solo-built, Apr–Aug 2026 — ~143K lines of code across 864 files, 430 commits, 167+ test suites — submitted to OpenAI Build Week</w:t>
       </w:r>
       <w:r>
         <w:rPr>
@@ -546,7 +546,7 @@
           <w:ilvl w:val="0"/>
           <w:numId w:val="2"/>
         </w:numPr>
-        <w:spacing w:after="45"/>
+        <w:spacing w:after="40"/>
       </w:pPr>
       <w:r>
         <w:rPr>
@@ -580,7 +580,7 @@
           <w:ilvl w:val="0"/>
           <w:numId w:val="2"/>
         </w:numPr>
-        <w:spacing w:after="45"/>
+        <w:spacing w:after="40"/>
       </w:pPr>
       <w:r>
         <w:rPr>
@@ -614,7 +614,7 @@
           <w:ilvl w:val="0"/>
           <w:numId w:val="2"/>
         </w:numPr>
-        <w:spacing w:after="45"/>
+        <w:spacing w:after="40"/>
       </w:pPr>
       <w:r>
         <w:rPr>
@@ -648,7 +648,7 @@
           <w:ilvl w:val="0"/>
           <w:numId w:val="2"/>
         </w:numPr>
-        <w:spacing w:after="45"/>
+        <w:spacing w:after="40"/>
       </w:pPr>
       <w:r>
         <w:rPr>
@@ -682,7 +682,7 @@
           <w:ilvl w:val="0"/>
           <w:numId w:val="2"/>
         </w:numPr>
-        <w:spacing w:after="45"/>
+        <w:spacing w:after="40"/>
       </w:pPr>
       <w:r>
         <w:rPr>
@@ -716,7 +716,7 @@
           <w:ilvl w:val="0"/>
           <w:numId w:val="2"/>
         </w:numPr>
-        <w:spacing w:after="45"/>
+        <w:spacing w:after="40"/>
       </w:pPr>
       <w:r>
         <w:rPr>
@@ -745,6 +745,7 @@
     </w:p>
     <w:p>
       <w:pPr>
+        <w:pageBreakBefore/>
         <w:tabs>
           <w:tab w:val="right" w:pos="9026"/>
         </w:tabs>
@@ -799,7 +800,7 @@
           <w:ilvl w:val="0"/>
           <w:numId w:val="2"/>
         </w:numPr>
-        <w:spacing w:after="45"/>
+        <w:spacing w:after="40"/>
       </w:pPr>
       <w:r>
         <w:rPr>
@@ -833,7 +834,7 @@
           <w:ilvl w:val="0"/>
           <w:numId w:val="2"/>
         </w:numPr>
-        <w:spacing w:after="45"/>
+        <w:spacing w:after="40"/>
       </w:pPr>
       <w:r>
         <w:rPr>
@@ -867,7 +868,7 @@
           <w:ilvl w:val="0"/>
           <w:numId w:val="2"/>
         </w:numPr>
-        <w:spacing w:after="45"/>
+        <w:spacing w:after="40"/>
       </w:pPr>
       <w:r>
         <w:rPr>
@@ -940,17 +941,17 @@
           <w:sz w:val="18"/>
           <w:szCs w:val="18"/>
         </w:rPr>
-        <w:t xml:space="preserve">Python, FastAPI, Next.js, Supabase/pgvector, Unsloth, Ollama  |  Solo-built, Aug 2026 — ~7,300 LOC — non-clinical, synthetic-data-only (MITRE Synthea)</w:t>
-      </w:r>
-    </w:p>
-    <w:p>
-      <w:pPr>
-        <w:pStyle w:val="ListParagraph"/>
-        <w:numPr>
-          <w:ilvl w:val="0"/>
-          <w:numId w:val="2"/>
-        </w:numPr>
-        <w:spacing w:after="45"/>
+        <w:t>Python, FastAPI, Next.js, Supabase/pgvector, ChromaDB, Unsloth, Ollama  |  Solo-built, Aug 2026 — ~7,300 LOC — non-clinical, synthetic-data-only (MITRE Synthea)</w:t>
+      </w:r>
+    </w:p>
+    <w:p>
+      <w:pPr>
+        <w:pStyle w:val="ListParagraph"/>
+        <w:numPr>
+          <w:ilvl w:val="0"/>
+          <w:numId w:val="2"/>
+        </w:numPr>
+        <w:spacing w:after="40"/>
       </w:pPr>
       <w:r>
         <w:rPr>
@@ -984,7 +985,7 @@
           <w:ilvl w:val="0"/>
           <w:numId w:val="2"/>
         </w:numPr>
-        <w:spacing w:after="45"/>
+        <w:spacing w:after="40"/>
       </w:pPr>
       <w:r>
         <w:rPr>
@@ -1018,7 +1019,7 @@
           <w:ilvl w:val="0"/>
           <w:numId w:val="2"/>
         </w:numPr>
-        <w:spacing w:after="45"/>
+        <w:spacing w:after="40"/>
       </w:pPr>
       <w:r>
         <w:rPr>
@@ -1052,7 +1053,7 @@
           <w:ilvl w:val="0"/>
           <w:numId w:val="2"/>
         </w:numPr>
-        <w:spacing w:after="45"/>
+        <w:spacing w:after="40"/>
       </w:pPr>
       <w:r>
         <w:rPr>
@@ -1086,7 +1087,7 @@
           <w:ilvl w:val="0"/>
           <w:numId w:val="2"/>
         </w:numPr>
-        <w:spacing w:after="45"/>
+        <w:spacing w:after="40"/>
       </w:pPr>
       <w:r>
         <w:rPr>
@@ -1154,7 +1155,7 @@
         <w:rPr>
           <w:i/>
         </w:rPr>
-        <w:t>Python, Google ADK, LangGraph, Next.js, Firestore, Google Cloud Run  |  Solo-built, Aug 2026 — ~22K LOC across 130 files, 56 commits, 235+ test suite</w:t>
+        <w:t>Python, Google ADK, LangGraph, Next.js, Firestore, Google Cloud Run  |  Solo-built, Aug 2026 — ~23K LOC across 131 files, 69 commits, 235+ test suite</w:t>
       </w:r>
       <w:r>
         <w:rPr>
@@ -1208,7 +1209,7 @@
           <w:ilvl w:val="0"/>
           <w:numId w:val="2"/>
         </w:numPr>
-        <w:spacing w:after="45"/>
+        <w:spacing w:after="40"/>
       </w:pPr>
       <w:r>
         <w:rPr>
@@ -1242,7 +1243,7 @@
           <w:ilvl w:val="0"/>
           <w:numId w:val="2"/>
         </w:numPr>
-        <w:spacing w:after="45"/>
+        <w:spacing w:after="40"/>
       </w:pPr>
       <w:r>
         <w:rPr>
@@ -1276,7 +1277,7 @@
           <w:ilvl w:val="0"/>
           <w:numId w:val="2"/>
         </w:numPr>
-        <w:spacing w:after="45"/>
+        <w:spacing w:after="40"/>
       </w:pPr>
       <w:r>
         <w:rPr>
@@ -1310,7 +1311,7 @@
           <w:ilvl w:val="0"/>
           <w:numId w:val="2"/>
         </w:numPr>
-        <w:spacing w:after="45"/>
+        <w:spacing w:after="40"/>
       </w:pPr>
       <w:r>
         <w:rPr>
@@ -1393,7 +1394,7 @@
           <w:ilvl w:val="0"/>
           <w:numId w:val="2"/>
         </w:numPr>
-        <w:spacing w:after="45"/>
+        <w:spacing w:after="40"/>
       </w:pPr>
       <w:r>
         <w:rPr>
@@ -1405,6 +1406,55 @@
           <w:szCs w:val="19"/>
         </w:rPr>
         <w:t xml:space="preserve">Compared BERT, BiDAF, and DistilBERT for extractive QA; fine-tuned each and built a standardized evaluation pipeline (accuracy, precision, recall, F1); published as a research paper.</w:t>
+      </w:r>
+    </w:p>
+    <w:p>
+      <w:r>
+        <w:rPr>
+          <w:rFonts w:ascii="Calibri" w:hAnsi="Calibri"/>
+          <w:b/>
+          <w:sz w:val="20"/>
+        </w:rPr>
+        <w:t>GitResume — Autonomous Resume &amp; Portfolio Intelligence Agent</w:t>
+        <w:tab/>
+      </w:r>
+    </w:p>
+    <w:p>
+      <w:r>
+        <w:rPr>
+          <w:i/>
+        </w:rPr>
+        <w:t>Python, Typer, Rich, Ollama, python-docx  |  ~3K LOC across 23 files, 21 commits</w:t>
+      </w:r>
+      <w:r>
+        <w:rPr>
+          <w:i/>
+        </w:rPr>
+        <w:t xml:space="preserve">  |  </w:t>
+      </w:r>
+      <w:r>
+        <w:rPr>
+          <w:i/>
+        </w:rPr>
+        <w:t xml:space="preserve">Repo: </w:t>
+      </w:r>
+      <w:hyperlink r:id="rId12">
+        <w:r>
+          <w:rPr>
+            <w:color w:val="0066CC"/>
+            <w:u w:val="single"/>
+            <w:i/>
+          </w:rPr>
+          <w:t>github.com/Naman6019/git-resume-agent</w:t>
+        </w:r>
+      </w:hyperlink>
+    </w:p>
+    <w:p>
+      <w:pPr>
+        <w:pStyle w:val="ListParagraph"/>
+      </w:pPr>
+      <w:r>
+        <w:t>Self-built a multi-agent pipeline (Inspector → SchemaDiscoverer → Synthesizer → GroundingVerifier) that scans git history/AST, synthesizes quantified resume bullets via LLM, and adversarially verifies every metric against commit diffs before compiling to Word/PDF with native hyperlinks — published to PyPI as git-resume-agent; runs on every commit via a git hook.</w:t>
       </w:r>
     </w:p>
     <w:p>
@@ -1412,7 +1462,7 @@
         <w:pBdr>
           <w:bottom w:val="single" w:color="1F4E5F" w:sz="6" w:space="2"/>
         </w:pBdr>
-        <w:spacing w:after="60" w:before="160"/>
+        <w:spacing w:after="60" w:before="120"/>
       </w:pPr>
       <w:r>
         <w:rPr>
@@ -1483,7 +1533,7 @@
           <w:ilvl w:val="0"/>
           <w:numId w:val="2"/>
         </w:numPr>
-        <w:spacing w:after="45"/>
+        <w:spacing w:after="40"/>
       </w:pPr>
       <w:r>
         <w:rPr>
@@ -1504,7 +1554,7 @@
           <w:ilvl w:val="0"/>
           <w:numId w:val="2"/>
         </w:numPr>
-        <w:spacing w:after="45"/>
+        <w:spacing w:after="40"/>
       </w:pPr>
       <w:r>
         <w:rPr>
@@ -1520,7 +1570,7 @@
     </w:p>
     <w:sectPr>
       <w:pgSz w:w="12240" w:h="15840" w:orient="portrait"/>
-      <w:pgMar w:top="863" w:right="863" w:bottom="863" w:left="863" w:header="708" w:footer="708" w:gutter="0"/>
+      <w:pgMar w:top="640" w:right="800" w:bottom="640" w:left="800" w:header="708" w:footer="708" w:gutter="0"/>
       <w:pgNumType/>
       <w:docGrid w:linePitch="360"/>
     </w:sectPr>

--- a/public/resume/Naman_Manocha_Master_Resume.docx
+++ b/public/resume/Naman_Manocha_Master_Resume.docx
@@ -1424,7 +1424,7 @@
         <w:rPr>
           <w:i/>
         </w:rPr>
-        <w:t>Python, Typer, Rich, Ollama, python-docx  |  ~3K LOC across 23 files, 21 commits</w:t>
+        <w:t>Python, Typer, Rich, Ollama, python-docx  |  ~4K LOC across 26 files, 22 commits</w:t>
       </w:r>
       <w:r>
         <w:rPr>

--- a/public/resume/Naman_Manocha_Master_Resume.docx
+++ b/public/resume/Naman_Manocha_Master_Resume.docx
@@ -1424,7 +1424,7 @@
         <w:rPr>
           <w:i/>
         </w:rPr>
-        <w:t>Python, Typer, Rich, Ollama, python-docx  |  ~4K LOC across 26 files, 22 commits</w:t>
+        <w:t>Python, Typer, Rich, Ollama, python-docx  |  ~4K LOC across 26 files, 23 commits</w:t>
       </w:r>
       <w:r>
         <w:rPr>

--- a/public/resume/Naman_Manocha_Master_Resume.docx
+++ b/public/resume/Naman_Manocha_Master_Resume.docx
@@ -492,7 +492,7 @@
         <w:rPr>
           <w:i/>
         </w:rPr>
-        <w:t>Solo-built, Apr–Aug 2026 — ~143K lines of code across 864 files, 430 commits, 167+ test suites — submitted to OpenAI Build Week</w:t>
+        <w:t>Solo-built, Apr–Aug 2026 — ~143K lines of code across 864 files, 431 commits, 167+ test suites — submitted to OpenAI Build Week</w:t>
       </w:r>
       <w:r>
         <w:rPr>

--- a/public/resume/Naman_Manocha_Master_Resume.docx
+++ b/public/resume/Naman_Manocha_Master_Resume.docx
@@ -1155,7 +1155,7 @@
         <w:rPr>
           <w:i/>
         </w:rPr>
-        <w:t>Python, Google ADK, LangGraph, Next.js, Firestore, Google Cloud Run  |  Solo-built, Aug 2026 — ~23K LOC across 131 files, 69 commits, 235+ test suite</w:t>
+        <w:t>Python, Google ADK, LangGraph, Next.js, Firestore, Google Cloud Run  |  Solo-built, Aug 2026 — ~23K LOC across 131 files, 70 commits, 235+ test suite</w:t>
       </w:r>
       <w:r>
         <w:rPr>

--- a/public/resume/Naman_Manocha_Master_Resume.docx
+++ b/public/resume/Naman_Manocha_Master_Resume.docx
@@ -1424,7 +1424,7 @@
         <w:rPr>
           <w:i/>
         </w:rPr>
-        <w:t>Python, Typer, Rich, Ollama, python-docx  |  ~4K LOC across 26 files, 23 commits</w:t>
+        <w:t>Python, Typer, Rich, Ollama, python-docx  |  ~4K LOC across 26 files, 24 commits</w:t>
       </w:r>
       <w:r>
         <w:rPr>

--- a/public/resume/Naman_Manocha_Master_Resume.docx
+++ b/public/resume/Naman_Manocha_Master_Resume.docx
@@ -1424,7 +1424,7 @@
         <w:rPr>
           <w:i/>
         </w:rPr>
-        <w:t>Python, Typer, Rich, Ollama, python-docx  |  ~4K LOC across 26 files, 24 commits</w:t>
+        <w:t>Python, Typer, Rich, Ollama, python-docx  |  ~4K LOC across 26 files, 25 commits</w:t>
       </w:r>
       <w:r>
         <w:rPr>

--- a/public/resume/Naman_Manocha_Master_Resume.docx
+++ b/public/resume/Naman_Manocha_Master_Resume.docx
@@ -1424,7 +1424,7 @@
         <w:rPr>
           <w:i/>
         </w:rPr>
-        <w:t>Python, Typer, Rich, Ollama, python-docx  |  ~4K LOC across 26 files, 25 commits</w:t>
+        <w:t>Python, Typer, Rich, Ollama, python-docx  |  ~4K LOC across 26 files, 26 commits</w:t>
       </w:r>
       <w:r>
         <w:rPr>
